--- a/ACM Student Chapter Details.docx
+++ b/ACM Student Chapter Details.docx
@@ -127,6 +127,16 @@
     </w:p>
     <w:p>
       <w:pPr>
+        <w:pStyle w:val="NormalWeb"/>
+        <w:jc w:val="both"/>
+        <w:rPr>
+          <w:b/>
+          <w:bCs/>
+        </w:rPr>
+      </w:pPr>
+    </w:p>
+    <w:p>
+      <w:pPr>
         <w:rPr>
           <w:rFonts w:ascii="Times New Roman" w:eastAsia="Times New Roman" w:hAnsi="Times New Roman" w:cs="Times New Roman"/>
           <w:b/>
@@ -136,6 +146,57 @@
           <w14:ligatures w14:val="none"/>
         </w:rPr>
       </w:pPr>
+      <w:r>
+        <w:rPr>
+          <w:rFonts w:ascii="Times New Roman" w:eastAsia="Times New Roman" w:hAnsi="Times New Roman" w:cs="Times New Roman"/>
+          <w:b/>
+          <w:bCs/>
+          <w:noProof/>
+          <w:kern w:val="0"/>
+          <w:lang w:eastAsia="en-GB"/>
+        </w:rPr>
+        <w:drawing>
+          <wp:inline distT="0" distB="0" distL="0" distR="0" wp14:anchorId="6C7F8611" wp14:editId="4F8D985D">
+            <wp:extent cx="5732637" cy="3225800"/>
+            <wp:effectExtent l="0" t="0" r="0" b="0"/>
+            <wp:docPr id="1901610898" name="Picture 1" descr="A group of people posing for a photo&#10;&#10;AI-generated content may be incorrect."/>
+            <wp:cNvGraphicFramePr>
+              <a:graphicFrameLocks xmlns:a="http://schemas.openxmlformats.org/drawingml/2006/main" noChangeAspect="1"/>
+            </wp:cNvGraphicFramePr>
+            <a:graphic xmlns:a="http://schemas.openxmlformats.org/drawingml/2006/main">
+              <a:graphicData uri="http://schemas.openxmlformats.org/drawingml/2006/picture">
+                <pic:pic xmlns:pic="http://schemas.openxmlformats.org/drawingml/2006/picture">
+                  <pic:nvPicPr>
+                    <pic:cNvPr id="1901610898" name="Picture 1" descr="A group of people posing for a photo&#10;&#10;AI-generated content may be incorrect."/>
+                    <pic:cNvPicPr/>
+                  </pic:nvPicPr>
+                  <pic:blipFill>
+                    <a:blip r:embed="rId4" cstate="print">
+                      <a:extLst>
+                        <a:ext uri="{28A0092B-C50C-407E-A947-70E740481C1C}">
+                          <a14:useLocalDpi xmlns:a14="http://schemas.microsoft.com/office/drawing/2010/main" val="0"/>
+                        </a:ext>
+                      </a:extLst>
+                    </a:blip>
+                    <a:stretch>
+                      <a:fillRect/>
+                    </a:stretch>
+                  </pic:blipFill>
+                  <pic:spPr>
+                    <a:xfrm>
+                      <a:off x="0" y="0"/>
+                      <a:ext cx="5824665" cy="3277585"/>
+                    </a:xfrm>
+                    <a:prstGeom prst="rect">
+                      <a:avLst/>
+                    </a:prstGeom>
+                  </pic:spPr>
+                </pic:pic>
+              </a:graphicData>
+            </a:graphic>
+          </wp:inline>
+        </w:drawing>
+      </w:r>
       <w:r>
         <w:rPr>
           <w:b/>
@@ -842,13 +903,8 @@
               <w:jc w:val="both"/>
             </w:pPr>
             <w:r>
-              <w:t xml:space="preserve">T. </w:t>
-            </w:r>
-            <w:proofErr w:type="spellStart"/>
-            <w:r>
-              <w:t>Sriyanjali</w:t>
-            </w:r>
-            <w:proofErr w:type="spellEnd"/>
+              <w:t>T. Sriyanjali</w:t>
+            </w:r>
           </w:p>
         </w:tc>
         <w:tc>
@@ -1084,13 +1140,8 @@
               <w:jc w:val="both"/>
             </w:pPr>
             <w:r>
-              <w:t xml:space="preserve">M. </w:t>
-            </w:r>
-            <w:proofErr w:type="spellStart"/>
-            <w:r>
-              <w:t>Rajeevi</w:t>
-            </w:r>
-            <w:proofErr w:type="spellEnd"/>
+              <w:t>M. Rajeevi</w:t>
+            </w:r>
           </w:p>
         </w:tc>
         <w:tc>
@@ -1578,13 +1629,8 @@
               <w:jc w:val="both"/>
             </w:pPr>
             <w:r>
-              <w:t xml:space="preserve">S. </w:t>
-            </w:r>
-            <w:proofErr w:type="spellStart"/>
-            <w:r>
-              <w:t>Tejasvvi</w:t>
-            </w:r>
-            <w:proofErr w:type="spellEnd"/>
+              <w:t>S. Tejasvvi</w:t>
+            </w:r>
           </w:p>
         </w:tc>
         <w:tc>
